--- a/docs/DSR Portal - User Guide.docx
+++ b/docs/DSR Portal - User Guide.docx
@@ -55,7 +55,7 @@
           <w:color w:val="8A8A85"/>
           <w:sz w:val="18"/>
         </w:rPr>
-        <w:t>Version 1.0  ·  20 August 2026</w:t>
+        <w:t>Version 1.0  ·  29 August 2026</w:t>
       </w:r>
     </w:p>
     <w:p>
@@ -291,7 +291,7 @@
               <w:rPr>
                 <w:sz w:val="18"/>
               </w:rPr>
-              <w:t>https://68-183-91-209.sslip.io/</w:t>
+              <w:t>https://203-0-113-10.sslip.io/</w:t>
             </w:r>
           </w:p>
         </w:tc>
@@ -347,7 +347,7 @@
               <w:rPr>
                 <w:sz w:val="18"/>
               </w:rPr>
-              <w:t>https://68-183-91-209.sslip.io/admin/</w:t>
+              <w:t>https://203-0-113-10.sslip.io/admin/</w:t>
             </w:r>
           </w:p>
         </w:tc>
@@ -420,7 +420,7 @@
                 <w:color w:val="6F5900"/>
                 <w:sz w:val="19"/>
               </w:rPr>
-              <w:t>http://68.183.91.209/</w:t>
+              <w:t>http://203.0.113.10/</w:t>
             </w:r>
             <w:r>
               <w:rPr>
@@ -5316,7 +5316,7 @@
         <w:rPr>
           <w:b w:val="0"/>
         </w:rPr>
-        <w:t>Everything that used to be an environment variable is edited here and takes effect immediately, with no restart.</w:t>
+        <w:t>Most of what used to be an environment variable is edited here and takes effect immediately, with no restart. Email delivery is the exception — see 10.2.</w:t>
       </w:r>
     </w:p>
     <w:p>
@@ -5410,6 +5410,14 @@
         <w:t>10.2 Email delivery</w:t>
       </w:r>
     </w:p>
+    <w:p>
+      <w:r>
+        <w:rPr>
+          <w:b w:val="0"/>
+        </w:rPr>
+        <w:t>Microsoft Graph is the portal's only production email adapter. The six fields in this group are shown **read-only**, each marked "Set in /etc/dsr/dsr-api.env": saving the screen never changes them, and the API refuses a write even if one is attempted directly. They live in a file on the server rather than the database on purpose — an email configuration that decides who a verification link appears to come from should not be a setting a browser session can change.</w:t>
+      </w:r>
+    </w:p>
     <w:tbl>
       <w:tblPr>
         <w:tblStyle w:val="LightGrid-Accent1"/>
@@ -5423,7 +5431,7 @@
       <w:tr>
         <w:tc>
           <w:tcPr>
-            <w:tcW w:type="dxa" w:w="2448"/>
+            <w:tcW w:type="dxa" w:w="2736"/>
           </w:tcPr>
           <w:p>
             <w:r/>
@@ -5432,13 +5440,13 @@
                 <w:b/>
                 <w:sz w:val="18"/>
               </w:rPr>
-              <w:t>Provider</w:t>
+              <w:t>Field</w:t>
             </w:r>
           </w:p>
         </w:tc>
         <w:tc>
           <w:tcPr>
-            <w:tcW w:type="dxa" w:w="6768"/>
+            <w:tcW w:type="dxa" w:w="6480"/>
           </w:tcPr>
           <w:p>
             <w:r/>
@@ -5447,7 +5455,7 @@
                 <w:b/>
                 <w:sz w:val="18"/>
               </w:rPr>
-              <w:t>When to use it</w:t>
+              <w:t>What it is</w:t>
             </w:r>
           </w:p>
         </w:tc>
@@ -5455,7 +5463,7 @@
       <w:tr>
         <w:tc>
           <w:tcPr>
-            <w:tcW w:type="dxa" w:w="2448"/>
+            <w:tcW w:type="dxa" w:w="2736"/>
           </w:tcPr>
           <w:p>
             <w:r>
@@ -5467,13 +5475,13 @@
               <w:rPr>
                 <w:sz w:val="18"/>
               </w:rPr>
-              <w:t>Gmail, app password</w:t>
+              <w:t>Active provider</w:t>
             </w:r>
           </w:p>
         </w:tc>
         <w:tc>
           <w:tcPr>
-            <w:tcW w:type="dxa" w:w="6768"/>
+            <w:tcW w:type="dxa" w:w="6480"/>
           </w:tcPr>
           <w:p>
             <w:r>
@@ -5483,22 +5491,31 @@
             </w:r>
             <w:r>
               <w:rPr>
-                <w:sz w:val="18"/>
-              </w:rPr>
-              <w:t xml:space="preserve">Gmail sending over SMTP. Needs 2-Step Verification and a 16-character app password. </w:t>
-            </w:r>
-            <w:r>
-              <w:rPr>
-                <w:b/>
-                <w:sz w:val="18"/>
-              </w:rPr>
-              <w:t>Not usable on this server</w:t>
-            </w:r>
-            <w:r>
-              <w:rPr>
-                <w:sz w:val="18"/>
-              </w:rPr>
-              <w:t>, whose host blocks outbound SMTP.</w:t>
+                <w:rFonts w:ascii="Consolas" w:hAnsi="Consolas"/>
+                <w:color w:val="6F5900"/>
+                <w:sz w:val="18"/>
+              </w:rPr>
+              <w:t>graph</w:t>
+            </w:r>
+            <w:r>
+              <w:rPr>
+                <w:sz w:val="18"/>
+              </w:rPr>
+              <w:t xml:space="preserve"> in production. </w:t>
+            </w:r>
+            <w:r>
+              <w:rPr>
+                <w:rFonts w:ascii="Consolas" w:hAnsi="Consolas"/>
+                <w:color w:val="6F5900"/>
+                <w:sz w:val="18"/>
+              </w:rPr>
+              <w:t>console</w:t>
+            </w:r>
+            <w:r>
+              <w:rPr>
+                <w:sz w:val="18"/>
+              </w:rPr>
+              <w:t xml:space="preserve"> is a development-only setting that writes messages to a log instead of sending.</w:t>
             </w:r>
           </w:p>
         </w:tc>
@@ -5506,7 +5523,7 @@
       <w:tr>
         <w:tc>
           <w:tcPr>
-            <w:tcW w:type="dxa" w:w="2448"/>
+            <w:tcW w:type="dxa" w:w="2736"/>
           </w:tcPr>
           <w:p>
             <w:r>
@@ -5518,13 +5535,13 @@
               <w:rPr>
                 <w:sz w:val="18"/>
               </w:rPr>
-              <w:t>Gmail, OAuth2</w:t>
+              <w:t>From display name</w:t>
             </w:r>
           </w:p>
         </w:tc>
         <w:tc>
           <w:tcPr>
-            <w:tcW w:type="dxa" w:w="6768"/>
+            <w:tcW w:type="dxa" w:w="6480"/>
           </w:tcPr>
           <w:p>
             <w:r>
@@ -5536,7 +5553,7 @@
               <w:rPr>
                 <w:sz w:val="18"/>
               </w:rPr>
-              <w:t>Gmail sending over HTTPS. Works where outbound SMTP is blocked.</w:t>
+              <w:t>The sender name shown on outgoing mail.</w:t>
             </w:r>
           </w:p>
         </w:tc>
@@ -5544,7 +5561,7 @@
       <w:tr>
         <w:tc>
           <w:tcPr>
-            <w:tcW w:type="dxa" w:w="2448"/>
+            <w:tcW w:type="dxa" w:w="2736"/>
           </w:tcPr>
           <w:p>
             <w:r>
@@ -5556,13 +5573,13 @@
               <w:rPr>
                 <w:sz w:val="18"/>
               </w:rPr>
-              <w:t>Microsoft Graph</w:t>
+              <w:t>Privacy mailbox</w:t>
             </w:r>
           </w:p>
         </w:tc>
         <w:tc>
           <w:tcPr>
-            <w:tcW w:type="dxa" w:w="6768"/>
+            <w:tcW w:type="dxa" w:w="6480"/>
           </w:tcPr>
           <w:p>
             <w:r>
@@ -5574,7 +5591,7 @@
               <w:rPr>
                 <w:sz w:val="18"/>
               </w:rPr>
-              <w:t>Sends from a shared mailbox in Microsoft 365. Over HTTPS.</w:t>
+              <w:t>The shared mailbox that case responses and verification links are sent from.</w:t>
             </w:r>
           </w:p>
         </w:tc>
@@ -5582,7 +5599,7 @@
       <w:tr>
         <w:tc>
           <w:tcPr>
-            <w:tcW w:type="dxa" w:w="2448"/>
+            <w:tcW w:type="dxa" w:w="2736"/>
           </w:tcPr>
           <w:p>
             <w:r>
@@ -5594,13 +5611,13 @@
               <w:rPr>
                 <w:sz w:val="18"/>
               </w:rPr>
-              <w:t>Resend</w:t>
+              <w:t>Azure tenant ID, application ID, client secret</w:t>
             </w:r>
           </w:p>
         </w:tc>
         <w:tc>
           <w:tcPr>
-            <w:tcW w:type="dxa" w:w="6768"/>
+            <w:tcW w:type="dxa" w:w="6480"/>
           </w:tcPr>
           <w:p>
             <w:r>
@@ -5612,83 +5629,41 @@
               <w:rPr>
                 <w:sz w:val="18"/>
               </w:rPr>
-              <w:t>An email API over HTTPS. The quickest option where SMTP is blocked.</w:t>
+              <w:t>The Microsoft Graph app registration authorised to send as the privacy mailbox.</w:t>
             </w:r>
           </w:p>
         </w:tc>
       </w:tr>
+    </w:tbl>
+    <w:p/>
+    <w:tbl>
+      <w:tblPr>
+        <w:tblW w:type="auto" w:w="0"/>
+        <w:jc w:val="center"/>
+        <w:tblLook w:firstColumn="1" w:firstRow="1" w:lastColumn="0" w:lastRow="0" w:noHBand="0" w:noVBand="1" w:val="04A0"/>
+      </w:tblPr>
+      <w:tblGrid>
+        <w:gridCol w:w="9648"/>
+      </w:tblGrid>
       <w:tr>
         <w:tc>
           <w:tcPr>
-            <w:tcW w:type="dxa" w:w="2448"/>
+            <w:tcW w:type="dxa" w:w="9648"/>
+            <w:shd w:fill="EEF0FB"/>
           </w:tcPr>
           <w:p>
             <w:r>
               <w:rPr>
-                <w:sz w:val="18"/>
-              </w:rPr>
-            </w:r>
-            <w:r>
-              <w:rPr>
-                <w:sz w:val="18"/>
-              </w:rPr>
-              <w:t>Custom SMTP</w:t>
-            </w:r>
-          </w:p>
-        </w:tc>
-        <w:tc>
-          <w:tcPr>
-            <w:tcW w:type="dxa" w:w="6768"/>
-          </w:tcPr>
-          <w:p>
-            <w:r>
-              <w:rPr>
-                <w:sz w:val="18"/>
-              </w:rPr>
-            </w:r>
-            <w:r>
-              <w:rPr>
-                <w:sz w:val="18"/>
-              </w:rPr>
-              <w:t>Any other mail server: host, port, encryption, username and password.</w:t>
-            </w:r>
-          </w:p>
-        </w:tc>
-      </w:tr>
-      <w:tr>
-        <w:tc>
-          <w:tcPr>
-            <w:tcW w:type="dxa" w:w="2448"/>
-          </w:tcPr>
-          <w:p>
-            <w:r>
-              <w:rPr>
-                <w:sz w:val="18"/>
-              </w:rPr>
-            </w:r>
-            <w:r>
-              <w:rPr>
-                <w:sz w:val="18"/>
-              </w:rPr>
-              <w:t>Console</w:t>
-            </w:r>
-          </w:p>
-        </w:tc>
-        <w:tc>
-          <w:tcPr>
-            <w:tcW w:type="dxa" w:w="6768"/>
-          </w:tcPr>
-          <w:p>
-            <w:r>
-              <w:rPr>
-                <w:sz w:val="18"/>
-              </w:rPr>
-            </w:r>
-            <w:r>
-              <w:rPr>
-                <w:sz w:val="18"/>
-              </w:rPr>
-              <w:t>Development only. Writes messages to the log instead of sending.</w:t>
+                <w:b/>
+                <w:sz w:val="19"/>
+              </w:rPr>
+              <w:t xml:space="preserve">Note  </w:t>
+            </w:r>
+            <w:r>
+              <w:rPr>
+                <w:sz w:val="19"/>
+              </w:rPr>
+              <w:t>To change any of these, ask whoever administers the server to edit /etc/dsr/dsr-api.env and restart the dsr-api service. If a required Graph credential is left empty, the service refuses to start at all, rather than starting up healthy and silently dropping the first email.</w:t>
             </w:r>
           </w:p>
         </w:tc>
@@ -5756,7 +5731,7 @@
         <w:rPr>
           <w:b w:val="0"/>
         </w:rPr>
-        <w:t>Two tools sit in the right-hand column:</w:t>
+        <w:t>Three tools sit in the right-hand column, all working against whichever provider the server's environment currently selects:</w:t>
       </w:r>
     </w:p>
     <w:p>
@@ -5770,7 +5745,7 @@
         <w:t>Test connection</w:t>
       </w:r>
       <w:r>
-        <w:t xml:space="preserve"> signs in to the provider without sending anything.</w:t>
+        <w:t xml:space="preserve"> signs in to Microsoft Graph without sending anything.</w:t>
       </w:r>
     </w:p>
     <w:p>
@@ -5784,7 +5759,7 @@
         <w:t>Run diagnostics</w:t>
       </w:r>
       <w:r>
-        <w:t xml:space="preserve"> checks each layer in turn — name lookup, the port, encryption, then the login — and names the layer that failed with what to do about it.</w:t>
+        <w:t xml:space="preserve"> checks each layer in turn — name resolution, the HTTPS connection, then authentication — and names the layer that failed with what to do about it.</w:t>
       </w:r>
     </w:p>
     <w:p>
@@ -5814,7 +5789,7 @@
         <w:tc>
           <w:tcPr>
             <w:tcW w:type="dxa" w:w="9648"/>
-            <w:shd w:fill="FCEDEC"/>
+            <w:shd w:fill="EEF0FB"/>
           </w:tcPr>
           <w:p>
             <w:r>
@@ -5822,13 +5797,27 @@
                 <w:b/>
                 <w:sz w:val="19"/>
               </w:rPr>
-              <w:t xml:space="preserve">Warning  </w:t>
+              <w:t xml:space="preserve">Note  </w:t>
             </w:r>
             <w:r>
               <w:rPr>
                 <w:sz w:val="19"/>
               </w:rPr>
-              <w:t>This server's hosting provider blocks the standard outbound SMTP ports, 25, 465 and 587. Diagnostics will show the port check failing for Gmail and for any relay on those ports. Use one of the working paths in 10.4 instead.</w:t>
+              <w:t xml:space="preserve">If the console itself will not load because the service failed to start, the same four checks are available from a terminal on the server as </w:t>
+            </w:r>
+            <w:r>
+              <w:rPr>
+                <w:rFonts w:ascii="Consolas" w:hAnsi="Consolas"/>
+                <w:color w:val="6F5900"/>
+                <w:sz w:val="19"/>
+              </w:rPr>
+              <w:t>node server/scripts/verify-email.mjs</w:t>
+            </w:r>
+            <w:r>
+              <w:rPr>
+                <w:sz w:val="19"/>
+              </w:rPr>
+              <w:t xml:space="preserve"> — the first thing to run when diagnosing a mail outage.</w:t>
             </w:r>
           </w:p>
         </w:tc>
@@ -5840,893 +5829,7 @@
         <w:pStyle w:val="Heading2"/>
       </w:pPr>
       <w:r>
-        <w:t>10.4 Sending email from this server</w:t>
-      </w:r>
-    </w:p>
-    <w:p>
-      <w:r>
-        <w:rPr>
-          <w:b w:val="0"/>
-        </w:rPr>
-        <w:t>Four routes work from this host. Three send over HTTPS and need no SMTP at all; the fourth uses a relay on port 2525, which is open here.</w:t>
-      </w:r>
-    </w:p>
-    <w:tbl>
-      <w:tblPr>
-        <w:tblStyle w:val="LightGrid-Accent1"/>
-        <w:tblW w:type="auto" w:w="0"/>
-        <w:tblLook w:firstColumn="1" w:firstRow="1" w:lastColumn="0" w:lastRow="0" w:noHBand="0" w:noVBand="1" w:val="04A0"/>
-      </w:tblPr>
-      <w:tblGrid>
-        <w:gridCol w:w="4824"/>
-        <w:gridCol w:w="4824"/>
-      </w:tblGrid>
-      <w:tr>
-        <w:tc>
-          <w:tcPr>
-            <w:tcW w:type="dxa" w:w="2736"/>
-          </w:tcPr>
-          <w:p>
-            <w:r/>
-            <w:r>
-              <w:rPr>
-                <w:b/>
-                <w:sz w:val="18"/>
-              </w:rPr>
-              <w:t>Route</w:t>
-            </w:r>
-          </w:p>
-        </w:tc>
-        <w:tc>
-          <w:tcPr>
-            <w:tcW w:type="dxa" w:w="6480"/>
-          </w:tcPr>
-          <w:p>
-            <w:r/>
-            <w:r>
-              <w:rPr>
-                <w:b/>
-                <w:sz w:val="18"/>
-              </w:rPr>
-              <w:t>How to set it up</w:t>
-            </w:r>
-          </w:p>
-        </w:tc>
-      </w:tr>
-      <w:tr>
-        <w:tc>
-          <w:tcPr>
-            <w:tcW w:type="dxa" w:w="2736"/>
-          </w:tcPr>
-          <w:p>
-            <w:r>
-              <w:rPr>
-                <w:sz w:val="18"/>
-              </w:rPr>
-            </w:r>
-            <w:r>
-              <w:rPr>
-                <w:b/>
-                <w:sz w:val="18"/>
-              </w:rPr>
-              <w:t>Gmail over OAuth2</w:t>
-            </w:r>
-          </w:p>
-        </w:tc>
-        <w:tc>
-          <w:tcPr>
-            <w:tcW w:type="dxa" w:w="6480"/>
-          </w:tcPr>
-          <w:p>
-            <w:r>
-              <w:rPr>
-                <w:sz w:val="18"/>
-              </w:rPr>
-            </w:r>
-            <w:r>
-              <w:rPr>
-                <w:sz w:val="18"/>
-              </w:rPr>
-              <w:t>Connect a Google account from the Settings screen. See 10.5.</w:t>
-            </w:r>
-          </w:p>
-        </w:tc>
-      </w:tr>
-      <w:tr>
-        <w:tc>
-          <w:tcPr>
-            <w:tcW w:type="dxa" w:w="2736"/>
-          </w:tcPr>
-          <w:p>
-            <w:r>
-              <w:rPr>
-                <w:sz w:val="18"/>
-              </w:rPr>
-            </w:r>
-            <w:r>
-              <w:rPr>
-                <w:b/>
-                <w:sz w:val="18"/>
-              </w:rPr>
-              <w:t>Resend</w:t>
-            </w:r>
-          </w:p>
-        </w:tc>
-        <w:tc>
-          <w:tcPr>
-            <w:tcW w:type="dxa" w:w="6480"/>
-          </w:tcPr>
-          <w:p>
-            <w:r>
-              <w:rPr>
-                <w:sz w:val="18"/>
-              </w:rPr>
-            </w:r>
-            <w:r>
-              <w:rPr>
-                <w:sz w:val="18"/>
-              </w:rPr>
-              <w:t>Set the provider to Resend and paste an API key. Sends over HTTPS.</w:t>
-            </w:r>
-          </w:p>
-        </w:tc>
-      </w:tr>
-      <w:tr>
-        <w:tc>
-          <w:tcPr>
-            <w:tcW w:type="dxa" w:w="2736"/>
-          </w:tcPr>
-          <w:p>
-            <w:r>
-              <w:rPr>
-                <w:sz w:val="18"/>
-              </w:rPr>
-            </w:r>
-            <w:r>
-              <w:rPr>
-                <w:b/>
-                <w:sz w:val="18"/>
-              </w:rPr>
-              <w:t>Microsoft Graph</w:t>
-            </w:r>
-          </w:p>
-        </w:tc>
-        <w:tc>
-          <w:tcPr>
-            <w:tcW w:type="dxa" w:w="6480"/>
-          </w:tcPr>
-          <w:p>
-            <w:r>
-              <w:rPr>
-                <w:sz w:val="18"/>
-              </w:rPr>
-            </w:r>
-            <w:r>
-              <w:rPr>
-                <w:sz w:val="18"/>
-              </w:rPr>
-              <w:t>Set the provider to Microsoft Graph, fill in the tenant, client ID and secret, and set the privacy mailbox.</w:t>
-            </w:r>
-          </w:p>
-        </w:tc>
-      </w:tr>
-      <w:tr>
-        <w:tc>
-          <w:tcPr>
-            <w:tcW w:type="dxa" w:w="2736"/>
-          </w:tcPr>
-          <w:p>
-            <w:r>
-              <w:rPr>
-                <w:sz w:val="18"/>
-              </w:rPr>
-            </w:r>
-            <w:r>
-              <w:rPr>
-                <w:b/>
-                <w:sz w:val="18"/>
-              </w:rPr>
-              <w:t>A relay on port 2525</w:t>
-            </w:r>
-          </w:p>
-        </w:tc>
-        <w:tc>
-          <w:tcPr>
-            <w:tcW w:type="dxa" w:w="6480"/>
-          </w:tcPr>
-          <w:p>
-            <w:r>
-              <w:rPr>
-                <w:sz w:val="18"/>
-              </w:rPr>
-            </w:r>
-            <w:r>
-              <w:rPr>
-                <w:sz w:val="18"/>
-              </w:rPr>
-              <w:t>Choose Custom SMTP and press a relay preset. See 10.6.</w:t>
-            </w:r>
-          </w:p>
-        </w:tc>
-      </w:tr>
-    </w:tbl>
-    <w:p/>
-    <w:tbl>
-      <w:tblPr>
-        <w:tblW w:type="auto" w:w="0"/>
-        <w:jc w:val="center"/>
-        <w:tblLook w:firstColumn="1" w:firstRow="1" w:lastColumn="0" w:lastRow="0" w:noHBand="0" w:noVBand="1" w:val="04A0"/>
-      </w:tblPr>
-      <w:tblGrid>
-        <w:gridCol w:w="9648"/>
-      </w:tblGrid>
-      <w:tr>
-        <w:tc>
-          <w:tcPr>
-            <w:tcW w:type="dxa" w:w="9648"/>
-            <w:shd w:fill="EEF0FB"/>
-          </w:tcPr>
-          <w:p>
-            <w:r>
-              <w:rPr>
-                <w:b/>
-                <w:sz w:val="19"/>
-              </w:rPr>
-              <w:t xml:space="preserve">Note  </w:t>
-            </w:r>
-            <w:r>
-              <w:rPr>
-                <w:sz w:val="19"/>
-              </w:rPr>
-              <w:t>Port 2525 is the only SMTP port reachable from this server. If a relay is configured on 587 it will time out; change the port to 2525 and it will connect.</w:t>
-            </w:r>
-          </w:p>
-        </w:tc>
-      </w:tr>
-    </w:tbl>
-    <w:p/>
-    <w:p>
-      <w:pPr>
-        <w:pStyle w:val="Heading2"/>
-      </w:pPr>
-      <w:r>
-        <w:t>10.5 Connecting a Google account</w:t>
-      </w:r>
-    </w:p>
-    <w:p>
-      <w:pPr>
-        <w:jc w:val="center"/>
-      </w:pPr>
-      <w:r>
-        <w:drawing>
-          <wp:inline xmlns:a="http://schemas.openxmlformats.org/drawingml/2006/main" xmlns:pic="http://schemas.openxmlformats.org/drawingml/2006/picture">
-            <wp:extent cx="5852160" cy="7359904"/>
-            <wp:docPr id="22" name="Picture 22"/>
-            <wp:cNvGraphicFramePr>
-              <a:graphicFrameLocks noChangeAspect="1"/>
-            </wp:cNvGraphicFramePr>
-            <a:graphic>
-              <a:graphicData uri="http://schemas.openxmlformats.org/drawingml/2006/picture">
-                <pic:pic>
-                  <pic:nvPicPr>
-                    <pic:cNvPr id="0" name="settings-gmail-oauth.png"/>
-                    <pic:cNvPicPr/>
-                  </pic:nvPicPr>
-                  <pic:blipFill>
-                    <a:blip r:embed="rId30"/>
-                    <a:stretch>
-                      <a:fillRect/>
-                    </a:stretch>
-                  </pic:blipFill>
-                  <pic:spPr>
-                    <a:xfrm>
-                      <a:off x="0" y="0"/>
-                      <a:ext cx="5852160" cy="7359904"/>
-                    </a:xfrm>
-                    <a:prstGeom prst="rect"/>
-                  </pic:spPr>
-                </pic:pic>
-              </a:graphicData>
-            </a:graphic>
-          </wp:inline>
-        </w:drawing>
-      </w:r>
-    </w:p>
-    <w:p>
-      <w:pPr>
-        <w:pStyle w:val="Caption2"/>
-        <w:jc w:val="center"/>
-      </w:pPr>
-      <w:r>
-        <w:t>Figure 22 — the Connect Gmail panel</w:t>
-      </w:r>
-    </w:p>
-    <w:p>
-      <w:r>
-        <w:rPr>
-          <w:b w:val="0"/>
-        </w:rPr>
-        <w:t>This authorises the portal to send as a Gmail account over HTTPS, which works even though SMTP is blocked. It is a one-time setup.</w:t>
-      </w:r>
-    </w:p>
-    <w:p>
-      <w:pPr>
-        <w:pStyle w:val="ListNumber"/>
-      </w:pPr>
-      <w:r>
-        <w:t xml:space="preserve">In Google Cloud, create a project and enable the </w:t>
-      </w:r>
-      <w:r>
-        <w:rPr>
-          <w:b/>
-        </w:rPr>
-        <w:t>Gmail API</w:t>
-      </w:r>
-      <w:r>
-        <w:t>.</w:t>
-      </w:r>
-    </w:p>
-    <w:p>
-      <w:pPr>
-        <w:pStyle w:val="ListNumber"/>
-      </w:pPr>
-      <w:r>
-        <w:t xml:space="preserve">On the OAuth consent screen choose </w:t>
-      </w:r>
-      <w:r>
-        <w:rPr>
-          <w:b/>
-        </w:rPr>
-        <w:t>External</w:t>
-      </w:r>
-      <w:r>
-        <w:t xml:space="preserve"> and add the sending address as a test user.</w:t>
-      </w:r>
-    </w:p>
-    <w:p>
-      <w:pPr>
-        <w:pStyle w:val="ListNumber"/>
-      </w:pPr>
-      <w:r>
-        <w:t xml:space="preserve">Create an OAuth client of type </w:t>
-      </w:r>
-      <w:r>
-        <w:rPr>
-          <w:b/>
-        </w:rPr>
-        <w:t>Web application</w:t>
-      </w:r>
-      <w:r>
-        <w:t xml:space="preserve"> and paste in the redirect URI shown on the Settings screen. Copy it with the button next to it so it matches exactly.</w:t>
-      </w:r>
-    </w:p>
-    <w:p>
-      <w:pPr>
-        <w:pStyle w:val="ListNumber"/>
-      </w:pPr>
-      <w:r>
-        <w:t xml:space="preserve">Back in Settings, set the provider to </w:t>
-      </w:r>
-      <w:r>
-        <w:rPr>
-          <w:b/>
-        </w:rPr>
-        <w:t>Gmail</w:t>
-      </w:r>
-      <w:r>
-        <w:t xml:space="preserve"> and Gmail authentication to </w:t>
-      </w:r>
-      <w:r>
-        <w:rPr>
-          <w:b/>
-        </w:rPr>
-        <w:t>OAuth2</w:t>
-      </w:r>
-      <w:r>
-        <w:t xml:space="preserve">, paste the client ID and secret, and press </w:t>
-      </w:r>
-      <w:r>
-        <w:rPr>
-          <w:b/>
-        </w:rPr>
-        <w:t>Save</w:t>
-      </w:r>
-      <w:r>
-        <w:t>.</w:t>
-      </w:r>
-    </w:p>
-    <w:p>
-      <w:pPr>
-        <w:pStyle w:val="ListNumber"/>
-      </w:pPr>
-      <w:r>
-        <w:t xml:space="preserve">Press </w:t>
-      </w:r>
-      <w:r>
-        <w:rPr>
-          <w:b/>
-        </w:rPr>
-        <w:t>Connect Google account</w:t>
-      </w:r>
-      <w:r>
-        <w:t>, sign in as the sending address and approve the request.</w:t>
-      </w:r>
-    </w:p>
-    <w:p>
-      <w:r>
-        <w:rPr>
-          <w:b w:val="0"/>
-        </w:rPr>
-        <w:t>The portal stores a refresh token and fills in the Gmail address for you. Press **Send test** afterwards to confirm a real message arrives.</w:t>
-      </w:r>
-    </w:p>
-    <w:tbl>
-      <w:tblPr>
-        <w:tblW w:type="auto" w:w="0"/>
-        <w:jc w:val="center"/>
-        <w:tblLook w:firstColumn="1" w:firstRow="1" w:lastColumn="0" w:lastRow="0" w:noHBand="0" w:noVBand="1" w:val="04A0"/>
-      </w:tblPr>
-      <w:tblGrid>
-        <w:gridCol w:w="9648"/>
-      </w:tblGrid>
-      <w:tr>
-        <w:tc>
-          <w:tcPr>
-            <w:tcW w:type="dxa" w:w="9648"/>
-            <w:shd w:fill="EDF7F0"/>
-          </w:tcPr>
-          <w:p>
-            <w:r>
-              <w:rPr>
-                <w:b/>
-                <w:sz w:val="19"/>
-              </w:rPr>
-              <w:t xml:space="preserve">Tip  </w:t>
-            </w:r>
-            <w:r>
-              <w:rPr>
-                <w:sz w:val="19"/>
-              </w:rPr>
-              <w:t>The refresh token is encrypted like every other secret and is never shown back to the browser. To disconnect, clear the refresh token field and save.</w:t>
-            </w:r>
-          </w:p>
-        </w:tc>
-      </w:tr>
-    </w:tbl>
-    <w:p/>
-    <w:p>
-      <w:pPr>
-        <w:pStyle w:val="Heading2"/>
-      </w:pPr>
-      <w:r>
-        <w:t>10.6 Using a mail relay</w:t>
-      </w:r>
-    </w:p>
-    <w:p>
-      <w:pPr>
-        <w:jc w:val="center"/>
-      </w:pPr>
-      <w:r>
-        <w:drawing>
-          <wp:inline xmlns:a="http://schemas.openxmlformats.org/drawingml/2006/main" xmlns:pic="http://schemas.openxmlformats.org/drawingml/2006/picture">
-            <wp:extent cx="5852160" cy="7522464"/>
-            <wp:docPr id="23" name="Picture 23"/>
-            <wp:cNvGraphicFramePr>
-              <a:graphicFrameLocks noChangeAspect="1"/>
-            </wp:cNvGraphicFramePr>
-            <a:graphic>
-              <a:graphicData uri="http://schemas.openxmlformats.org/drawingml/2006/picture">
-                <pic:pic>
-                  <pic:nvPicPr>
-                    <pic:cNvPr id="0" name="settings-smtp-presets.png"/>
-                    <pic:cNvPicPr/>
-                  </pic:nvPicPr>
-                  <pic:blipFill>
-                    <a:blip r:embed="rId31"/>
-                    <a:stretch>
-                      <a:fillRect/>
-                    </a:stretch>
-                  </pic:blipFill>
-                  <pic:spPr>
-                    <a:xfrm>
-                      <a:off x="0" y="0"/>
-                      <a:ext cx="5852160" cy="7522464"/>
-                    </a:xfrm>
-                    <a:prstGeom prst="rect"/>
-                  </pic:spPr>
-                </pic:pic>
-              </a:graphicData>
-            </a:graphic>
-          </wp:inline>
-        </w:drawing>
-      </w:r>
-    </w:p>
-    <w:p>
-      <w:pPr>
-        <w:pStyle w:val="Caption2"/>
-        <w:jc w:val="center"/>
-      </w:pPr>
-      <w:r>
-        <w:t>Figure 23 — relay presets for the Custom SMTP provider</w:t>
-      </w:r>
-    </w:p>
-    <w:p>
-      <w:r>
-        <w:rPr>
-          <w:b w:val="0"/>
-        </w:rPr>
-        <w:t>A relay is a mail service that accepts your messages and delivers them onward. Set the provider to **Custom SMTP** and a panel of presets appears on the right. Pressing one fills the host, the port and the encryption for you, so only the username and password are left to enter.</w:t>
-      </w:r>
-    </w:p>
-    <w:tbl>
-      <w:tblPr>
-        <w:tblStyle w:val="LightGrid-Accent1"/>
-        <w:tblW w:type="auto" w:w="0"/>
-        <w:tblLook w:firstColumn="1" w:firstRow="1" w:lastColumn="0" w:lastRow="0" w:noHBand="0" w:noVBand="1" w:val="04A0"/>
-      </w:tblPr>
-      <w:tblGrid>
-        <w:gridCol w:w="3216"/>
-        <w:gridCol w:w="3216"/>
-        <w:gridCol w:w="3216"/>
-      </w:tblGrid>
-      <w:tr>
-        <w:tc>
-          <w:tcPr>
-            <w:tcW w:type="dxa" w:w="1872"/>
-          </w:tcPr>
-          <w:p>
-            <w:r/>
-            <w:r>
-              <w:rPr>
-                <w:b/>
-                <w:sz w:val="18"/>
-              </w:rPr>
-              <w:t>Relay</w:t>
-            </w:r>
-          </w:p>
-        </w:tc>
-        <w:tc>
-          <w:tcPr>
-            <w:tcW w:type="dxa" w:w="4608"/>
-          </w:tcPr>
-          <w:p>
-            <w:r/>
-            <w:r>
-              <w:rPr>
-                <w:b/>
-                <w:sz w:val="18"/>
-              </w:rPr>
-              <w:t>Username to use</w:t>
-            </w:r>
-          </w:p>
-        </w:tc>
-        <w:tc>
-          <w:tcPr>
-            <w:tcW w:type="dxa" w:w="2736"/>
-          </w:tcPr>
-          <w:p>
-            <w:r/>
-            <w:r>
-              <w:rPr>
-                <w:b/>
-                <w:sz w:val="18"/>
-              </w:rPr>
-              <w:t>Password to use</w:t>
-            </w:r>
-          </w:p>
-        </w:tc>
-      </w:tr>
-      <w:tr>
-        <w:tc>
-          <w:tcPr>
-            <w:tcW w:type="dxa" w:w="1872"/>
-          </w:tcPr>
-          <w:p>
-            <w:r>
-              <w:rPr>
-                <w:sz w:val="18"/>
-              </w:rPr>
-            </w:r>
-            <w:r>
-              <w:rPr>
-                <w:b/>
-                <w:sz w:val="18"/>
-              </w:rPr>
-              <w:t>SendGrid</w:t>
-            </w:r>
-          </w:p>
-        </w:tc>
-        <w:tc>
-          <w:tcPr>
-            <w:tcW w:type="dxa" w:w="4608"/>
-          </w:tcPr>
-          <w:p>
-            <w:r>
-              <w:rPr>
-                <w:sz w:val="18"/>
-              </w:rPr>
-            </w:r>
-            <w:r>
-              <w:rPr>
-                <w:sz w:val="18"/>
-              </w:rPr>
-              <w:t xml:space="preserve">The literal word </w:t>
-            </w:r>
-            <w:r>
-              <w:rPr>
-                <w:rFonts w:ascii="Consolas" w:hAnsi="Consolas"/>
-                <w:color w:val="6F5900"/>
-                <w:sz w:val="18"/>
-              </w:rPr>
-              <w:t>apikey</w:t>
-            </w:r>
-            <w:r>
-              <w:rPr>
-                <w:sz w:val="18"/>
-              </w:rPr>
-              <w:t>, filled in for you</w:t>
-            </w:r>
-          </w:p>
-        </w:tc>
-        <w:tc>
-          <w:tcPr>
-            <w:tcW w:type="dxa" w:w="2736"/>
-          </w:tcPr>
-          <w:p>
-            <w:r>
-              <w:rPr>
-                <w:sz w:val="18"/>
-              </w:rPr>
-            </w:r>
-            <w:r>
-              <w:rPr>
-                <w:sz w:val="18"/>
-              </w:rPr>
-              <w:t>The API key</w:t>
-            </w:r>
-          </w:p>
-        </w:tc>
-      </w:tr>
-      <w:tr>
-        <w:tc>
-          <w:tcPr>
-            <w:tcW w:type="dxa" w:w="1872"/>
-          </w:tcPr>
-          <w:p>
-            <w:r>
-              <w:rPr>
-                <w:sz w:val="18"/>
-              </w:rPr>
-            </w:r>
-            <w:r>
-              <w:rPr>
-                <w:b/>
-                <w:sz w:val="18"/>
-              </w:rPr>
-              <w:t>Brevo</w:t>
-            </w:r>
-          </w:p>
-        </w:tc>
-        <w:tc>
-          <w:tcPr>
-            <w:tcW w:type="dxa" w:w="4608"/>
-          </w:tcPr>
-          <w:p>
-            <w:r>
-              <w:rPr>
-                <w:sz w:val="18"/>
-              </w:rPr>
-            </w:r>
-            <w:r>
-              <w:rPr>
-                <w:sz w:val="18"/>
-              </w:rPr>
-              <w:t>The login shown on Brevo's SMTP page, not your account email</w:t>
-            </w:r>
-          </w:p>
-        </w:tc>
-        <w:tc>
-          <w:tcPr>
-            <w:tcW w:type="dxa" w:w="2736"/>
-          </w:tcPr>
-          <w:p>
-            <w:r>
-              <w:rPr>
-                <w:sz w:val="18"/>
-              </w:rPr>
-            </w:r>
-            <w:r>
-              <w:rPr>
-                <w:sz w:val="18"/>
-              </w:rPr>
-              <w:t>The SMTP key</w:t>
-            </w:r>
-          </w:p>
-        </w:tc>
-      </w:tr>
-      <w:tr>
-        <w:tc>
-          <w:tcPr>
-            <w:tcW w:type="dxa" w:w="1872"/>
-          </w:tcPr>
-          <w:p>
-            <w:r>
-              <w:rPr>
-                <w:sz w:val="18"/>
-              </w:rPr>
-            </w:r>
-            <w:r>
-              <w:rPr>
-                <w:b/>
-                <w:sz w:val="18"/>
-              </w:rPr>
-              <w:t>Mailgun</w:t>
-            </w:r>
-          </w:p>
-        </w:tc>
-        <w:tc>
-          <w:tcPr>
-            <w:tcW w:type="dxa" w:w="4608"/>
-          </w:tcPr>
-          <w:p>
-            <w:r>
-              <w:rPr>
-                <w:sz w:val="18"/>
-              </w:rPr>
-            </w:r>
-            <w:r>
-              <w:rPr>
-                <w:rFonts w:ascii="Consolas" w:hAnsi="Consolas"/>
-                <w:color w:val="6F5900"/>
-                <w:sz w:val="18"/>
-              </w:rPr>
-              <w:t>postmaster@your-domain</w:t>
-            </w:r>
-            <w:r>
-              <w:rPr>
-                <w:sz w:val="18"/>
-              </w:rPr>
-              <w:t>, from the domain's SMTP credentials</w:t>
-            </w:r>
-          </w:p>
-        </w:tc>
-        <w:tc>
-          <w:tcPr>
-            <w:tcW w:type="dxa" w:w="2736"/>
-          </w:tcPr>
-          <w:p>
-            <w:r>
-              <w:rPr>
-                <w:sz w:val="18"/>
-              </w:rPr>
-            </w:r>
-            <w:r>
-              <w:rPr>
-                <w:sz w:val="18"/>
-              </w:rPr>
-              <w:t>That credential's password</w:t>
-            </w:r>
-          </w:p>
-        </w:tc>
-      </w:tr>
-    </w:tbl>
-    <w:p/>
-    <w:p>
-      <w:pPr>
-        <w:pStyle w:val="ListNumber"/>
-      </w:pPr>
-      <w:r>
-        <w:t>Create an account with one of the three and verify a sending domain.</w:t>
-      </w:r>
-    </w:p>
-    <w:p>
-      <w:pPr>
-        <w:pStyle w:val="ListNumber"/>
-      </w:pPr>
-      <w:r>
-        <w:t>Generate an API key or SMTP credential.</w:t>
-      </w:r>
-    </w:p>
-    <w:p>
-      <w:pPr>
-        <w:pStyle w:val="ListNumber"/>
-      </w:pPr>
-      <w:r>
-        <w:t xml:space="preserve">In Settings choose </w:t>
-      </w:r>
-      <w:r>
-        <w:rPr>
-          <w:b/>
-        </w:rPr>
-        <w:t>Custom SMTP</w:t>
-      </w:r>
-      <w:r>
-        <w:t>, press the matching preset, and paste the username and password.</w:t>
-      </w:r>
-    </w:p>
-    <w:p>
-      <w:pPr>
-        <w:pStyle w:val="ListNumber"/>
-      </w:pPr>
-      <w:r>
-        <w:t xml:space="preserve">Set the </w:t>
-      </w:r>
-      <w:r>
-        <w:rPr>
-          <w:b/>
-        </w:rPr>
-        <w:t>privacy mailbox</w:t>
-      </w:r>
-      <w:r>
-        <w:t xml:space="preserve"> to an address on the verified domain.</w:t>
-      </w:r>
-    </w:p>
-    <w:p>
-      <w:pPr>
-        <w:pStyle w:val="ListNumber"/>
-      </w:pPr>
-      <w:r>
-        <w:t xml:space="preserve">Press </w:t>
-      </w:r>
-      <w:r>
-        <w:rPr>
-          <w:b/>
-        </w:rPr>
-        <w:t>Save</w:t>
-      </w:r>
-      <w:r>
-        <w:t xml:space="preserve">, then </w:t>
-      </w:r>
-      <w:r>
-        <w:rPr>
-          <w:b/>
-        </w:rPr>
-        <w:t>Send test</w:t>
-      </w:r>
-      <w:r>
-        <w:t>.</w:t>
-      </w:r>
-    </w:p>
-    <w:tbl>
-      <w:tblPr>
-        <w:tblW w:type="auto" w:w="0"/>
-        <w:jc w:val="center"/>
-        <w:tblLook w:firstColumn="1" w:firstRow="1" w:lastColumn="0" w:lastRow="0" w:noHBand="0" w:noVBand="1" w:val="04A0"/>
-      </w:tblPr>
-      <w:tblGrid>
-        <w:gridCol w:w="9648"/>
-      </w:tblGrid>
-      <w:tr>
-        <w:tc>
-          <w:tcPr>
-            <w:tcW w:type="dxa" w:w="9648"/>
-            <w:shd w:fill="FDF3E7"/>
-          </w:tcPr>
-          <w:p>
-            <w:r>
-              <w:rPr>
-                <w:b/>
-                <w:sz w:val="19"/>
-              </w:rPr>
-              <w:t xml:space="preserve">Important  </w:t>
-            </w:r>
-            <w:r>
-              <w:rPr>
-                <w:sz w:val="19"/>
-              </w:rPr>
-              <w:t>Messages sent from an unverified domain are rejected by the relay or land in spam. Verify the domain first; every relay walks you through the DNS records.</w:t>
-            </w:r>
-          </w:p>
-        </w:tc>
-      </w:tr>
-    </w:tbl>
-    <w:p/>
-    <w:p>
-      <w:pPr>
-        <w:pStyle w:val="Heading2"/>
-      </w:pPr>
-      <w:r>
-        <w:t>10.7 Other settings</w:t>
+        <w:t>10.4 Other settings</w:t>
       </w:r>
     </w:p>
     <w:tbl>
@@ -7234,7 +6337,7 @@
         <w:drawing>
           <wp:inline xmlns:a="http://schemas.openxmlformats.org/drawingml/2006/main" xmlns:pic="http://schemas.openxmlformats.org/drawingml/2006/picture">
             <wp:extent cx="5852160" cy="6217920"/>
-            <wp:docPr id="24" name="Picture 24"/>
+            <wp:docPr id="22" name="Picture 22"/>
             <wp:cNvGraphicFramePr>
               <a:graphicFrameLocks noChangeAspect="1"/>
             </wp:cNvGraphicFramePr>
@@ -7246,7 +6349,7 @@
                     <pic:cNvPicPr/>
                   </pic:nvPicPr>
                   <pic:blipFill>
-                    <a:blip r:embed="rId32"/>
+                    <a:blip r:embed="rId30"/>
                     <a:stretch>
                       <a:fillRect/>
                     </a:stretch>
@@ -7271,7 +6374,7 @@
         <w:jc w:val="center"/>
       </w:pPr>
       <w:r>
-        <w:t>Figure 24 — the dashboard in dark appearance</w:t>
+        <w:t>Figure 22 — the dashboard in dark appearance</w:t>
       </w:r>
     </w:p>
     <w:p>

--- a/docs/DSR Portal - User Guide.docx
+++ b/docs/DSR Portal - User Guide.docx
@@ -5415,7 +5415,7 @@
         <w:rPr>
           <w:b w:val="0"/>
         </w:rPr>
-        <w:t>Microsoft Graph is the portal's only production email adapter. The six fields in this group are shown **read-only**, each marked "Set in /etc/dsr/dsr-api.env": saving the screen never changes them, and the API refuses a write even if one is attempted directly. They live in a file on the server rather than the database on purpose — an email configuration that decides who a verification link appears to come from should not be a setting a browser session can change.</w:t>
+        <w:t>Microsoft Graph is the portal's only production email adapter. The six fields in this group are shown **read-only**, each marked "Set in /opt/dsr/server/.env": saving the screen never changes them, and the API refuses a write even if one is attempted directly. They live in a file on the server rather than the database on purpose — an email configuration that decides who a verification link appears to come from should not be a setting a browser session can change.</w:t>
       </w:r>
     </w:p>
     <w:tbl>
@@ -5663,7 +5663,7 @@
               <w:rPr>
                 <w:sz w:val="19"/>
               </w:rPr>
-              <w:t>To change any of these, ask whoever administers the server to edit /etc/dsr/dsr-api.env and restart the dsr-api service. If a required Graph credential is left empty, the service refuses to start at all, rather than starting up healthy and silently dropping the first email.</w:t>
+              <w:t>To change any of these, ask whoever administers the server to edit /opt/dsr/server/.env and restart the dsr-api service. If a required Graph credential is left empty, the service refuses to start at all, rather than starting up healthy and silently dropping the first email.</w:t>
             </w:r>
           </w:p>
         </w:tc>
